--- a/klagomål/A 24299-2026 FSC-klagomål.docx
+++ b/klagomål/A 24299-2026 FSC-klagomål.docx
@@ -812,7 +812,7 @@
     <w:r>
       <w:tab/>
       <w:tab/>
-      <w:t>2026-07-13</w:t>
+      <w:t>2026-07-14</w:t>
       <w:br/>
       <w:br/>
     </w:r>

--- a/klagomål/A 24299-2026 FSC-klagomål.docx
+++ b/klagomål/A 24299-2026 FSC-klagomål.docx
@@ -812,7 +812,7 @@
     <w:r>
       <w:tab/>
       <w:tab/>
-      <w:t>2026-07-14</w:t>
+      <w:t>2026-07-15</w:t>
       <w:br/>
       <w:br/>
     </w:r>

--- a/klagomål/A 24299-2026 FSC-klagomål.docx
+++ b/klagomål/A 24299-2026 FSC-klagomål.docx
@@ -812,7 +812,7 @@
     <w:r>
       <w:tab/>
       <w:tab/>
-      <w:t>2026-07-15</w:t>
+      <w:t>2026-07-16</w:t>
       <w:br/>
       <w:br/>
     </w:r>

--- a/klagomål/A 24299-2026 FSC-klagomål.docx
+++ b/klagomål/A 24299-2026 FSC-klagomål.docx
@@ -812,7 +812,7 @@
     <w:r>
       <w:tab/>
       <w:tab/>
-      <w:t>2026-07-16</w:t>
+      <w:t>2026-07-17</w:t>
       <w:br/>
       <w:br/>
     </w:r>

--- a/klagomål/A 24299-2026 FSC-klagomål.docx
+++ b/klagomål/A 24299-2026 FSC-klagomål.docx
@@ -812,7 +812,7 @@
     <w:r>
       <w:tab/>
       <w:tab/>
-      <w:t>2026-07-17</w:t>
+      <w:t>2026-07-18</w:t>
       <w:br/>
       <w:br/>
     </w:r>

--- a/klagomål/A 24299-2026 FSC-klagomål.docx
+++ b/klagomål/A 24299-2026 FSC-klagomål.docx
@@ -812,7 +812,7 @@
     <w:r>
       <w:tab/>
       <w:tab/>
-      <w:t>2026-07-18</w:t>
+      <w:t>2026-07-19</w:t>
       <w:br/>
       <w:br/>
     </w:r>

--- a/klagomål/A 24299-2026 FSC-klagomål.docx
+++ b/klagomål/A 24299-2026 FSC-klagomål.docx
@@ -812,7 +812,7 @@
     <w:r>
       <w:tab/>
       <w:tab/>
-      <w:t>2026-07-19</w:t>
+      <w:t>2026-07-20</w:t>
       <w:br/>
       <w:br/>
     </w:r>

--- a/klagomål/A 24299-2026 FSC-klagomål.docx
+++ b/klagomål/A 24299-2026 FSC-klagomål.docx
@@ -812,7 +812,7 @@
     <w:r>
       <w:tab/>
       <w:tab/>
-      <w:t>2026-07-20</w:t>
+      <w:t>2026-07-21</w:t>
       <w:br/>
       <w:br/>
     </w:r>

--- a/klagomål/A 24299-2026 FSC-klagomål.docx
+++ b/klagomål/A 24299-2026 FSC-klagomål.docx
@@ -812,7 +812,7 @@
     <w:r>
       <w:tab/>
       <w:tab/>
-      <w:t>2026-07-21</w:t>
+      <w:t>2026-07-22</w:t>
       <w:br/>
       <w:br/>
     </w:r>

--- a/klagomål/A 24299-2026 FSC-klagomål.docx
+++ b/klagomål/A 24299-2026 FSC-klagomål.docx
@@ -812,7 +812,7 @@
     <w:r>
       <w:tab/>
       <w:tab/>
-      <w:t>2026-07-22</w:t>
+      <w:t>2026-07-23</w:t>
       <w:br/>
       <w:br/>
     </w:r>

--- a/klagomål/A 24299-2026 FSC-klagomål.docx
+++ b/klagomål/A 24299-2026 FSC-klagomål.docx
@@ -812,7 +812,7 @@
     <w:r>
       <w:tab/>
       <w:tab/>
-      <w:t>2026-07-23</w:t>
+      <w:t>2026-07-24</w:t>
       <w:br/>
       <w:br/>
     </w:r>

--- a/klagomål/A 24299-2026 FSC-klagomål.docx
+++ b/klagomål/A 24299-2026 FSC-klagomål.docx
@@ -812,7 +812,7 @@
     <w:r>
       <w:tab/>
       <w:tab/>
-      <w:t>2026-07-24</w:t>
+      <w:t>2026-07-25</w:t>
       <w:br/>
       <w:br/>
     </w:r>

--- a/klagomål/A 24299-2026 FSC-klagomål.docx
+++ b/klagomål/A 24299-2026 FSC-klagomål.docx
@@ -812,7 +812,7 @@
     <w:r>
       <w:tab/>
       <w:tab/>
-      <w:t>2026-07-25</w:t>
+      <w:t>2026-07-26</w:t>
       <w:br/>
       <w:br/>
     </w:r>

--- a/klagomål/A 24299-2026 FSC-klagomål.docx
+++ b/klagomål/A 24299-2026 FSC-klagomål.docx
@@ -812,7 +812,7 @@
     <w:r>
       <w:tab/>
       <w:tab/>
-      <w:t>2026-07-26</w:t>
+      <w:t>2026-07-27</w:t>
       <w:br/>
       <w:br/>
     </w:r>

--- a/klagomål/A 24299-2026 FSC-klagomål.docx
+++ b/klagomål/A 24299-2026 FSC-klagomål.docx
@@ -812,7 +812,7 @@
     <w:r>
       <w:tab/>
       <w:tab/>
-      <w:t>2026-07-27</w:t>
+      <w:t>2026-07-28</w:t>
       <w:br/>
       <w:br/>
     </w:r>

--- a/klagomål/A 24299-2026 FSC-klagomål.docx
+++ b/klagomål/A 24299-2026 FSC-klagomål.docx
@@ -812,7 +812,7 @@
     <w:r>
       <w:tab/>
       <w:tab/>
-      <w:t>2026-07-28</w:t>
+      <w:t>2026-07-29</w:t>
       <w:br/>
       <w:br/>
     </w:r>

--- a/klagomål/A 24299-2026 FSC-klagomål.docx
+++ b/klagomål/A 24299-2026 FSC-klagomål.docx
@@ -812,7 +812,7 @@
     <w:r>
       <w:tab/>
       <w:tab/>
-      <w:t>2026-07-29</w:t>
+      <w:t>2026-07-30</w:t>
       <w:br/>
       <w:br/>
     </w:r>

--- a/klagomål/A 24299-2026 FSC-klagomål.docx
+++ b/klagomål/A 24299-2026 FSC-klagomål.docx
@@ -812,7 +812,7 @@
     <w:r>
       <w:tab/>
       <w:tab/>
-      <w:t>2026-07-30</w:t>
+      <w:t>2026-07-31</w:t>
       <w:br/>
       <w:br/>
     </w:r>

--- a/klagomål/A 24299-2026 FSC-klagomål.docx
+++ b/klagomål/A 24299-2026 FSC-klagomål.docx
@@ -812,7 +812,7 @@
     <w:r>
       <w:tab/>
       <w:tab/>
-      <w:t>2026-07-31</w:t>
+      <w:t>2026-08-01</w:t>
       <w:br/>
       <w:br/>
     </w:r>

--- a/klagomål/A 24299-2026 FSC-klagomål.docx
+++ b/klagomål/A 24299-2026 FSC-klagomål.docx
@@ -812,7 +812,7 @@
     <w:r>
       <w:tab/>
       <w:tab/>
-      <w:t>2026-08-01</w:t>
+      <w:t>2026-08-02</w:t>
       <w:br/>
       <w:br/>
     </w:r>

--- a/klagomål/A 24299-2026 FSC-klagomål.docx
+++ b/klagomål/A 24299-2026 FSC-klagomål.docx
@@ -812,7 +812,7 @@
     <w:r>
       <w:tab/>
       <w:tab/>
-      <w:t>2026-08-02</w:t>
+      <w:t>2026-08-03</w:t>
       <w:br/>
       <w:br/>
     </w:r>

--- a/klagomål/A 24299-2026 FSC-klagomål.docx
+++ b/klagomål/A 24299-2026 FSC-klagomål.docx
@@ -178,7 +178,7 @@
       <w:r>
         <w:drawing>
           <wp:inline xmlns:a="http://schemas.openxmlformats.org/drawingml/2006/main" xmlns:pic="http://schemas.openxmlformats.org/drawingml/2006/picture">
-            <wp:extent cx="5486400" cy="5690019"/>
+            <wp:extent cx="5187431" cy="5724000"/>
             <wp:docPr id="1" name="Picture 1"/>
             <wp:cNvGraphicFramePr>
               <a:graphicFrameLocks noChangeAspect="1"/>
@@ -199,7 +199,7 @@
                   <pic:spPr>
                     <a:xfrm>
                       <a:off x="0" y="0"/>
-                      <a:ext cx="5486400" cy="5690019"/>
+                      <a:ext cx="5187431" cy="5724000"/>
                     </a:xfrm>
                     <a:prstGeom prst="rect"/>
                   </pic:spPr>
@@ -221,7 +221,7 @@
     </w:p>
     <w:p>
       <w:r>
-        <w:t>I avverkningsanmälan finns fynd av 1 naturvårdsarter, varav 1 är rödlistad och 1 är fridlyst: talltita (NT, §4). Se Figur 1.</w:t>
+        <w:t>I avverkningsanmälan finns fynd av 4 naturvårdsarter, varav 2 är rödlistade, 4 är fridlysta och 2 är typiska (T): tornseglare (VU, §4), talltita (NT, §4), spillkråka (T, §4) och tofsmes (T, §4). Se Figur 1.</w:t>
       </w:r>
     </w:p>
     <w:p>
@@ -252,10 +252,70 @@
         <w:rPr>
           <w:b/>
         </w:rPr>
+        <w:t>Tornseglare (VU, §4)</w:t>
+      </w:r>
+      <w:r>
+        <w:t xml:space="preserve"> har minskat med 40 (30–50) % under de senaste 24 åren och minskningstakten överstiger gränsvärdet för sårbar (VU). Tornseglaren är en typisk hålhäckare som numera huvudsakligen är knuten till mänsklig bebyggelse. En mindre andel av beståndet häckar i mer ursprungliga miljöer, i första hand i gamla hackspetthål (främst spillkråkehål) och andra typer av håligheter i träd, men även i klippskrevor. I de inre delarna av de två nordligaste länen (Lappland) häckar den huvudsakligen i ren skogsmiljö, framförallt i gammal gles tallskog. För de tornseglare som häckar i träd i Norrlands inland har situationen sannolikt försämrats till följd av minskad mängd hålträd och av stora arealer tät produktionsskog. När arten förekommer i sluten skog handlar det ofta om skyddsvärda skogsmiljöer med äldre tallskog av naturskogskaraktär (SLU Artdatabanken, 2026; Skogsstyrelsen, 2016).</w:t>
+      </w:r>
+    </w:p>
+    <w:p>
+      <w:r>
+        <w:rPr>
+          <w:b/>
+        </w:rPr>
         <w:t>Talltita (NT, §4)</w:t>
       </w:r>
       <w:r>
         <w:t>, rödlistad som nära hotad och prioriterad art i Skogsvårdslagen, har häckningsrevir i anmälan. Arten har minskat kraftigt de senaste 30 åren och minskningstakten innevarande 10-årsperiod beräknas till 20 (10–30) %. Talltitan är synnerligen trogen sitt cirka 15 hektar stora revir och är beroende av flerskiktade olikåldriga skogar för att kunna föda upp sina ungar. Talltitan försvinner om dess livsmiljö kalavverkas (Eggers &amp; Low, 2014; Ekman, 1979; Griesser et al, 2007; Klein, 2020; Siffczyk et al, 2003; SLU Artdatabanken, 2021).</w:t>
+      </w:r>
+    </w:p>
+    <w:p>
+      <w:r>
+        <w:rPr>
+          <w:b/>
+        </w:rPr>
+        <w:t>Spillkråka (§4)</w:t>
+      </w:r>
+      <w:r>
+        <w:t xml:space="preserve"> omfattas av bilaga 1 i EU:s fågeldirektiv och är typisk art för </w:t>
+      </w:r>
+      <w:r>
+        <w:rPr>
+          <w:i/>
+        </w:rPr>
+        <w:t xml:space="preserve">9010 Taiga </w:t>
+      </w:r>
+      <w:r>
+        <w:t>och</w:t>
+      </w:r>
+      <w:r>
+        <w:rPr>
+          <w:i/>
+        </w:rPr>
+        <w:t xml:space="preserve"> 9740 Skogsbevuxen myr</w:t>
+      </w:r>
+      <w:r>
+        <w:t>. Den behöver grova träd, främst tall, asp och bok som boträd. Skogsbruk med korta omloppstider och täta, homogena ungskogar utgör det största hotet. Spillkråka är en nyckelart i skogliga miljöer vars övergivna bohål utnyttjas av flera andra hålhäckande fågelarter och fladdermöss, däribland pärluggla (EN, §4), knipa (§4), salskrake (§4) och skogsduva (§4). Hökuggla (VU, §4) och slaguggla (§4) häckar ofta i högstubbar som brutits av i höjd med ett gammalt spillkråkebo (SLU Artdatabanken, 2026; Skogsstyrelsen, 2016).</w:t>
+      </w:r>
+    </w:p>
+    <w:p>
+      <w:r>
+        <w:rPr>
+          <w:b/>
+        </w:rPr>
+        <w:t>Tofsmes (§4)</w:t>
+      </w:r>
+      <w:r>
+        <w:t xml:space="preserve"> häckar i barr- och blandskog, främst i tallskog. Tofsmes är typisk art för </w:t>
+      </w:r>
+      <w:r>
+        <w:rPr>
+          <w:i/>
+        </w:rPr>
+        <w:t xml:space="preserve">9010 Taiga </w:t>
+      </w:r>
+      <w:r>
+        <w:t>(SLU Artdatabanken, 2025).</w:t>
       </w:r>
     </w:p>
     <w:p>
@@ -364,7 +424,7 @@
         <w:rPr>
           <w:i/>
         </w:rPr>
-        <w:t>I det avverkningsanmälda skogsområdet har 1 naturvårdsarter varav 1 rödlistade arter sina livsmiljöer och växtplatser.</w:t>
+        <w:t>I det avverkningsanmälda skogsområdet har 4 naturvårdsarter varav 2 rödlistade arter sina livsmiljöer och växtplatser.</w:t>
       </w:r>
     </w:p>
     <w:p>
@@ -684,6 +744,78 @@
         <w:t>SLU Artdatabanken, Uppsala</w:t>
       </w:r>
     </w:p>
+    <w:p>
+      <w:pPr>
+        <w:pStyle w:val="Heading1"/>
+      </w:pPr>
+      <w:r>
+        <w:t>Spillkråka – ekologi samt krav på livsmiljön</w:t>
+      </w:r>
+    </w:p>
+    <w:p>
+      <w:r>
+        <w:t xml:space="preserve">Spillkråka (§4) ingår i bilaga 1 EU:s fågeldirektiv och är typisk art för </w:t>
+      </w:r>
+      <w:r>
+        <w:rPr>
+          <w:i/>
+        </w:rPr>
+        <w:t xml:space="preserve">9010 Taiga </w:t>
+      </w:r>
+      <w:r>
+        <w:t>och</w:t>
+      </w:r>
+      <w:r>
+        <w:rPr>
+          <w:i/>
+        </w:rPr>
+        <w:t xml:space="preserve"> 9740 Skogsbevuxen myr</w:t>
+      </w:r>
+      <w:r>
+        <w:t>. Den lever i både barr- och blandskog liksom i ren lövskog. De tätaste populationerna tenderar att finnas i äldre, variationsrik blandskog med gott om död ved och gamla träd. Varje par utnyttjar 400–1000 hektar skog beroende på skogens kvalitet. Skogsbruk med korta omloppstider och täta, homogena ungskogar utgör det största hotet (SLU Artdatabanken, 2026).</w:t>
+      </w:r>
+    </w:p>
+    <w:p>
+      <w:r>
+        <w:t>Spillkråka är en nyckelart i skogliga miljöer vars övergivna bohål utnyttjas av flera andra hålhäckande fågelarter och fladdermöss, däribland pärluggla (EN, §4), knipa (§4), salskrake (§4) och skogsduva (§4). Hökuggla (VU, §4) och slaguggla (§4) häckar ofta i högstubbar som brutits av i höjd med ett gammalt spillkråkebo (Skogsstyrelsen, 2016).</w:t>
+      </w:r>
+    </w:p>
+    <w:p>
+      <w:pPr>
+        <w:pStyle w:val="Heading2"/>
+      </w:pPr>
+      <w:r>
+        <w:t>Referenser – spillkråka</w:t>
+      </w:r>
+    </w:p>
+    <w:p>
+      <w:r>
+        <w:t xml:space="preserve">Skogsstyrelsen, 2016. </w:t>
+      </w:r>
+      <w:r>
+        <w:rPr>
+          <w:i/>
+        </w:rPr>
+        <w:t xml:space="preserve">Vägledning för hänsyn till spillkråka. </w:t>
+      </w:r>
+      <w:r>
+        <w:t>Vägledningar och kunskapsstöd artskydd – Skogsstyrelsen.</w:t>
+      </w:r>
+    </w:p>
+    <w:p>
+      <w:r>
+        <w:t xml:space="preserve">SLU Artdatabanken, 2026. </w:t>
+      </w:r>
+      <w:r>
+        <w:rPr>
+          <w:i/>
+        </w:rPr>
+        <w:t xml:space="preserve">Artfaktablad. Naturvård – artfakta. </w:t>
+      </w:r>
+      <w:r>
+        <w:t>SLU Artdatabanken, Uppsala.</w:t>
+      </w:r>
+    </w:p>
     <w:sectPr>
       <w:headerReference w:type="even" r:id="rId8"/>
       <w:headerReference w:type="default" r:id="rId9"/>
@@ -812,7 +944,7 @@
     <w:r>
       <w:tab/>
       <w:tab/>
-      <w:t>2026-08-03</w:t>
+      <w:t>2026-08-05</w:t>
       <w:br/>
       <w:br/>
     </w:r>

--- a/klagomål/A 24299-2026 FSC-klagomål.docx
+++ b/klagomål/A 24299-2026 FSC-klagomål.docx
@@ -944,7 +944,7 @@
     <w:r>
       <w:tab/>
       <w:tab/>
-      <w:t>2026-08-05</w:t>
+      <w:t>2026-08-07</w:t>
       <w:br/>
       <w:br/>
     </w:r>

--- a/klagomål/A 24299-2026 FSC-klagomål.docx
+++ b/klagomål/A 24299-2026 FSC-klagomål.docx
@@ -944,7 +944,7 @@
     <w:r>
       <w:tab/>
       <w:tab/>
-      <w:t>2026-08-07</w:t>
+      <w:t>2026-08-08</w:t>
       <w:br/>
       <w:br/>
     </w:r>

--- a/klagomål/A 24299-2026 FSC-klagomål.docx
+++ b/klagomål/A 24299-2026 FSC-klagomål.docx
@@ -178,7 +178,7 @@
       <w:r>
         <w:drawing>
           <wp:inline xmlns:a="http://schemas.openxmlformats.org/drawingml/2006/main" xmlns:pic="http://schemas.openxmlformats.org/drawingml/2006/picture">
-            <wp:extent cx="5486400" cy="5690019"/>
+            <wp:extent cx="5187431" cy="5724000"/>
             <wp:docPr id="1" name="Picture 1"/>
             <wp:cNvGraphicFramePr>
               <a:graphicFrameLocks noChangeAspect="1"/>
@@ -199,7 +199,7 @@
                   <pic:spPr>
                     <a:xfrm>
                       <a:off x="0" y="0"/>
-                      <a:ext cx="5486400" cy="5690019"/>
+                      <a:ext cx="5187431" cy="5724000"/>
                     </a:xfrm>
                     <a:prstGeom prst="rect"/>
                   </pic:spPr>
@@ -216,12 +216,12 @@
         <w:spacing w:after="240"/>
       </w:pPr>
       <w:r>
-        <w:t>Figur 1. Fyndplatser för naturvårdsarter i avverkningsanmälan. Markörer utan svart kant är placerade på fyndplatsen. Markörer med svart kant är placerade vid sidan av fyndplatsen har ett svart streck som visar fyndplatsens exakta position. Kartans mittpunktskoordinat är N 6636681, E 506542 i SWEREF 99 TM.</w:t>
+        <w:t>Figur 1. Fyndplatser för naturvårdsarter i avverkningsanmälan. Markörer utan svart kant är placerade på fyndplatsen. Markörer med svart kant är placerade vid sidan av fyndplatsen och har ett svart streck som visar fyndplatsens exakta position. Kartans mittpunktskoordinat är N 6636681, E 506542 i SWEREF 99 TM.</w:t>
       </w:r>
     </w:p>
     <w:p>
       <w:r>
-        <w:t>I avverkningsanmälan finns fynd av 1 naturvårdsarter, varav 1 är rödlistad och 1 är fridlyst: talltita (NT, §4). Se Figur 1.</w:t>
+        <w:t>I avverkningsanmälan finns fynd av 4 naturvårdsarter, varav 2 är rödlistade, 4 är fridlysta och 2 är typiska (T): tornseglare (VU, §4), talltita (NT, §4), spillkråka (T, §4) och tofsmes (T, §4). Se Figur 1.</w:t>
       </w:r>
     </w:p>
     <w:p>
@@ -252,10 +252,70 @@
         <w:rPr>
           <w:b/>
         </w:rPr>
+        <w:t>Tornseglare (VU, §4)</w:t>
+      </w:r>
+      <w:r>
+        <w:t xml:space="preserve"> har minskat med 40 (30–50) % under de senaste 24 åren och minskningstakten överstiger gränsvärdet för sårbar (VU). Tornseglaren är en typisk hålhäckare som numera huvudsakligen är knuten till mänsklig bebyggelse. En mindre andel av beståndet häckar i mer ursprungliga miljöer, i första hand i gamla hackspetthål (främst spillkråkehål) och andra typer av håligheter i träd, men även i klippskrevor. I de inre delarna av de två nordligaste länen (Lappland) häckar den huvudsakligen i ren skogsmiljö, framförallt i gammal gles tallskog. För de tornseglare som häckar i träd i Norrlands inland har situationen sannolikt försämrats till följd av minskad mängd hålträd och av stora arealer tät produktionsskog. När arten förekommer i sluten skog handlar det ofta om skyddsvärda skogsmiljöer med äldre tallskog av naturskogskaraktär (SLU Artdatabanken, 2026; Skogsstyrelsen, 2016).</w:t>
+      </w:r>
+    </w:p>
+    <w:p>
+      <w:r>
+        <w:rPr>
+          <w:b/>
+        </w:rPr>
         <w:t>Talltita (NT, §4)</w:t>
       </w:r>
       <w:r>
         <w:t>, rödlistad som nära hotad och prioriterad art i Skogsvårdslagen, har häckningsrevir i anmälan. Arten har minskat kraftigt de senaste 30 åren och minskningstakten innevarande 10-årsperiod beräknas till 20 (10–30) %. Talltitan är synnerligen trogen sitt cirka 15 hektar stora revir och är beroende av flerskiktade olikåldriga skogar för att kunna föda upp sina ungar. Talltitan försvinner om dess livsmiljö kalavverkas (Eggers &amp; Low, 2014; Ekman, 1979; Griesser et al, 2007; Klein, 2020; Siffczyk et al, 2003; SLU Artdatabanken, 2021).</w:t>
+      </w:r>
+    </w:p>
+    <w:p>
+      <w:r>
+        <w:rPr>
+          <w:b/>
+        </w:rPr>
+        <w:t>Spillkråka (§4)</w:t>
+      </w:r>
+      <w:r>
+        <w:t xml:space="preserve"> omfattas av bilaga 1 i EU:s fågeldirektiv och är typisk art för </w:t>
+      </w:r>
+      <w:r>
+        <w:rPr>
+          <w:i/>
+        </w:rPr>
+        <w:t xml:space="preserve">9010 Taiga </w:t>
+      </w:r>
+      <w:r>
+        <w:t>och</w:t>
+      </w:r>
+      <w:r>
+        <w:rPr>
+          <w:i/>
+        </w:rPr>
+        <w:t xml:space="preserve"> 9740 Skogsbevuxen myr</w:t>
+      </w:r>
+      <w:r>
+        <w:t>. Den behöver grova träd, främst tall, asp och bok som boträd. Skogsbruk med korta omloppstider och täta, homogena ungskogar utgör det största hotet. Spillkråka är en nyckelart i skogliga miljöer vars övergivna bohål utnyttjas av flera andra hålhäckande fågelarter och fladdermöss, däribland pärluggla (EN, §4), knipa (§4), salskrake (§4) och skogsduva (§4). Hökuggla (VU, §4) och slaguggla (§4) häckar ofta i högstubbar som brutits av i höjd med ett gammalt spillkråkebo (SLU Artdatabanken, 2026; Skogsstyrelsen, 2016).</w:t>
+      </w:r>
+    </w:p>
+    <w:p>
+      <w:r>
+        <w:rPr>
+          <w:b/>
+        </w:rPr>
+        <w:t>Tofsmes (§4)</w:t>
+      </w:r>
+      <w:r>
+        <w:t xml:space="preserve"> häckar i barr- och blandskog, främst i tallskog. Tofsmes är typisk art för </w:t>
+      </w:r>
+      <w:r>
+        <w:rPr>
+          <w:i/>
+        </w:rPr>
+        <w:t xml:space="preserve">9010 Taiga </w:t>
+      </w:r>
+      <w:r>
+        <w:t>(SLU Artdatabanken, 2025).</w:t>
       </w:r>
     </w:p>
     <w:p>
@@ -364,7 +424,7 @@
         <w:rPr>
           <w:i/>
         </w:rPr>
-        <w:t>I det avverkningsanmälda skogsområdet har 1 naturvårdsarter varav 1 rödlistade arter sina livsmiljöer och växtplatser.</w:t>
+        <w:t>I det avverkningsanmälda skogsområdet har 4 naturvårdsarter varav 2 rödlistade arter sina livsmiljöer och växtplatser.</w:t>
       </w:r>
     </w:p>
     <w:p>
@@ -684,6 +744,78 @@
         <w:t>SLU Artdatabanken, Uppsala</w:t>
       </w:r>
     </w:p>
+    <w:p>
+      <w:pPr>
+        <w:pStyle w:val="Heading1"/>
+      </w:pPr>
+      <w:r>
+        <w:t>Spillkråka – ekologi samt krav på livsmiljön</w:t>
+      </w:r>
+    </w:p>
+    <w:p>
+      <w:r>
+        <w:t xml:space="preserve">Spillkråka (§4) ingår i bilaga 1 EU:s fågeldirektiv och är typisk art för </w:t>
+      </w:r>
+      <w:r>
+        <w:rPr>
+          <w:i/>
+        </w:rPr>
+        <w:t xml:space="preserve">9010 Taiga </w:t>
+      </w:r>
+      <w:r>
+        <w:t>och</w:t>
+      </w:r>
+      <w:r>
+        <w:rPr>
+          <w:i/>
+        </w:rPr>
+        <w:t xml:space="preserve"> 9740 Skogsbevuxen myr</w:t>
+      </w:r>
+      <w:r>
+        <w:t>. Den lever i både barr- och blandskog liksom i ren lövskog. De tätaste populationerna tenderar att finnas i äldre, variationsrik blandskog med gott om död ved och gamla träd. Varje par utnyttjar 400–1000 hektar skog beroende på skogens kvalitet. Skogsbruk med korta omloppstider och täta, homogena ungskogar utgör det största hotet (SLU Artdatabanken, 2026).</w:t>
+      </w:r>
+    </w:p>
+    <w:p>
+      <w:r>
+        <w:t>Spillkråka är en nyckelart i skogliga miljöer vars övergivna bohål utnyttjas av flera andra hålhäckande fågelarter och fladdermöss, däribland pärluggla (EN, §4), knipa (§4), salskrake (§4) och skogsduva (§4). Hökuggla (VU, §4) och slaguggla (§4) häckar ofta i högstubbar som brutits av i höjd med ett gammalt spillkråkebo (Skogsstyrelsen, 2016).</w:t>
+      </w:r>
+    </w:p>
+    <w:p>
+      <w:pPr>
+        <w:pStyle w:val="Heading2"/>
+      </w:pPr>
+      <w:r>
+        <w:t>Referenser – spillkråka</w:t>
+      </w:r>
+    </w:p>
+    <w:p>
+      <w:r>
+        <w:t xml:space="preserve">Skogsstyrelsen, 2016. </w:t>
+      </w:r>
+      <w:r>
+        <w:rPr>
+          <w:i/>
+        </w:rPr>
+        <w:t xml:space="preserve">Vägledning för hänsyn till spillkråka. </w:t>
+      </w:r>
+      <w:r>
+        <w:t>Vägledningar och kunskapsstöd artskydd – Skogsstyrelsen.</w:t>
+      </w:r>
+    </w:p>
+    <w:p>
+      <w:r>
+        <w:t xml:space="preserve">SLU Artdatabanken, 2026. </w:t>
+      </w:r>
+      <w:r>
+        <w:rPr>
+          <w:i/>
+        </w:rPr>
+        <w:t xml:space="preserve">Artfaktablad. Naturvård – artfakta. </w:t>
+      </w:r>
+      <w:r>
+        <w:t>SLU Artdatabanken, Uppsala.</w:t>
+      </w:r>
+    </w:p>
     <w:sectPr>
       <w:headerReference w:type="even" r:id="rId8"/>
       <w:headerReference w:type="default" r:id="rId9"/>
@@ -812,7 +944,7 @@
     <w:r>
       <w:tab/>
       <w:tab/>
-      <w:t>2026-08-14</w:t>
+      <w:t>2026-08-15</w:t>
       <w:br/>
       <w:br/>
     </w:r>

--- a/klagomål/A 24299-2026 FSC-klagomål.docx
+++ b/klagomål/A 24299-2026 FSC-klagomål.docx
@@ -944,7 +944,7 @@
     <w:r>
       <w:tab/>
       <w:tab/>
-      <w:t>2026-08-15</w:t>
+      <w:t>2026-08-16</w:t>
       <w:br/>
       <w:br/>
     </w:r>

--- a/klagomål/A 24299-2026 FSC-klagomål.docx
+++ b/klagomål/A 24299-2026 FSC-klagomål.docx
@@ -944,7 +944,7 @@
     <w:r>
       <w:tab/>
       <w:tab/>
-      <w:t>2026-08-16</w:t>
+      <w:t>2026-08-17</w:t>
       <w:br/>
       <w:br/>
     </w:r>

--- a/klagomål/A 24299-2026 FSC-klagomål.docx
+++ b/klagomål/A 24299-2026 FSC-klagomål.docx
@@ -944,7 +944,7 @@
     <w:r>
       <w:tab/>
       <w:tab/>
-      <w:t>2026-08-17</w:t>
+      <w:t>2026-08-18</w:t>
       <w:br/>
       <w:br/>
     </w:r>

--- a/klagomål/A 24299-2026 FSC-klagomål.docx
+++ b/klagomål/A 24299-2026 FSC-klagomål.docx
@@ -944,7 +944,7 @@
     <w:r>
       <w:tab/>
       <w:tab/>
-      <w:t>2026-08-18</w:t>
+      <w:t>2026-08-19</w:t>
       <w:br/>
       <w:br/>
     </w:r>

--- a/klagomål/A 24299-2026 FSC-klagomål.docx
+++ b/klagomål/A 24299-2026 FSC-klagomål.docx
@@ -944,7 +944,7 @@
     <w:r>
       <w:tab/>
       <w:tab/>
-      <w:t>2026-08-19</w:t>
+      <w:t>2026-08-20</w:t>
       <w:br/>
       <w:br/>
     </w:r>

--- a/klagomål/A 24299-2026 FSC-klagomål.docx
+++ b/klagomål/A 24299-2026 FSC-klagomål.docx
@@ -944,7 +944,7 @@
     <w:r>
       <w:tab/>
       <w:tab/>
-      <w:t>2026-08-20</w:t>
+      <w:t>2026-08-21</w:t>
       <w:br/>
       <w:br/>
     </w:r>

--- a/klagomål/A 24299-2026 FSC-klagomål.docx
+++ b/klagomål/A 24299-2026 FSC-klagomål.docx
@@ -944,7 +944,7 @@
     <w:r>
       <w:tab/>
       <w:tab/>
-      <w:t>2026-08-21</w:t>
+      <w:t>2026-08-22</w:t>
       <w:br/>
       <w:br/>
     </w:r>

--- a/klagomål/A 24299-2026 FSC-klagomål.docx
+++ b/klagomål/A 24299-2026 FSC-klagomål.docx
@@ -944,7 +944,7 @@
     <w:r>
       <w:tab/>
       <w:tab/>
-      <w:t>2026-08-22</w:t>
+      <w:t>2026-08-23</w:t>
       <w:br/>
       <w:br/>
     </w:r>

--- a/klagomål/A 24299-2026 FSC-klagomål.docx
+++ b/klagomål/A 24299-2026 FSC-klagomål.docx
@@ -944,7 +944,7 @@
     <w:r>
       <w:tab/>
       <w:tab/>
-      <w:t>2026-08-23</w:t>
+      <w:t>2026-08-24</w:t>
       <w:br/>
       <w:br/>
     </w:r>

--- a/klagomål/A 24299-2026 FSC-klagomål.docx
+++ b/klagomål/A 24299-2026 FSC-klagomål.docx
@@ -944,7 +944,7 @@
     <w:r>
       <w:tab/>
       <w:tab/>
-      <w:t>2026-08-24</w:t>
+      <w:t>2026-08-25</w:t>
       <w:br/>
       <w:br/>
     </w:r>

--- a/klagomål/A 24299-2026 FSC-klagomål.docx
+++ b/klagomål/A 24299-2026 FSC-klagomål.docx
@@ -944,7 +944,7 @@
     <w:r>
       <w:tab/>
       <w:tab/>
-      <w:t>2026-08-25</w:t>
+      <w:t>2026-08-26</w:t>
       <w:br/>
       <w:br/>
     </w:r>

--- a/klagomål/A 24299-2026 FSC-klagomål.docx
+++ b/klagomål/A 24299-2026 FSC-klagomål.docx
@@ -944,7 +944,7 @@
     <w:r>
       <w:tab/>
       <w:tab/>
-      <w:t>2026-08-26</w:t>
+      <w:t>2026-08-27</w:t>
       <w:br/>
       <w:br/>
     </w:r>

--- a/klagomål/A 24299-2026 FSC-klagomål.docx
+++ b/klagomål/A 24299-2026 FSC-klagomål.docx
@@ -944,7 +944,7 @@
     <w:r>
       <w:tab/>
       <w:tab/>
-      <w:t>2026-08-27</w:t>
+      <w:t>2026-08-28</w:t>
       <w:br/>
       <w:br/>
     </w:r>

--- a/klagomål/A 24299-2026 FSC-klagomål.docx
+++ b/klagomål/A 24299-2026 FSC-klagomål.docx
@@ -944,7 +944,7 @@
     <w:r>
       <w:tab/>
       <w:tab/>
-      <w:t>2026-08-28</w:t>
+      <w:t>2026-08-29</w:t>
       <w:br/>
       <w:br/>
     </w:r>

--- a/klagomål/A 24299-2026 FSC-klagomål.docx
+++ b/klagomål/A 24299-2026 FSC-klagomål.docx
@@ -944,7 +944,7 @@
     <w:r>
       <w:tab/>
       <w:tab/>
-      <w:t>2026-08-29</w:t>
+      <w:t>2026-08-31</w:t>
       <w:br/>
       <w:br/>
     </w:r>

--- a/klagomål/A 24299-2026 FSC-klagomål.docx
+++ b/klagomål/A 24299-2026 FSC-klagomål.docx
@@ -944,7 +944,7 @@
     <w:r>
       <w:tab/>
       <w:tab/>
-      <w:t>2026-08-31</w:t>
+      <w:t>2026-09-01</w:t>
       <w:br/>
       <w:br/>
     </w:r>

--- a/klagomål/A 24299-2026 FSC-klagomål.docx
+++ b/klagomål/A 24299-2026 FSC-klagomål.docx
@@ -944,7 +944,7 @@
     <w:r>
       <w:tab/>
       <w:tab/>
-      <w:t>2026-09-01</w:t>
+      <w:t>2026-09-02</w:t>
       <w:br/>
       <w:br/>
     </w:r>

--- a/klagomål/A 24299-2026 FSC-klagomål.docx
+++ b/klagomål/A 24299-2026 FSC-klagomål.docx
@@ -944,7 +944,7 @@
     <w:r>
       <w:tab/>
       <w:tab/>
-      <w:t>2026-09-02</w:t>
+      <w:t>2026-09-03</w:t>
       <w:br/>
       <w:br/>
     </w:r>

--- a/klagomål/A 24299-2026 FSC-klagomål.docx
+++ b/klagomål/A 24299-2026 FSC-klagomål.docx
@@ -944,7 +944,7 @@
     <w:r>
       <w:tab/>
       <w:tab/>
-      <w:t>2026-09-03</w:t>
+      <w:t>2026-09-04</w:t>
       <w:br/>
       <w:br/>
     </w:r>

--- a/klagomål/A 24299-2026 FSC-klagomål.docx
+++ b/klagomål/A 24299-2026 FSC-klagomål.docx
@@ -944,7 +944,7 @@
     <w:r>
       <w:tab/>
       <w:tab/>
-      <w:t>2026-09-04</w:t>
+      <w:t>2026-09-05</w:t>
       <w:br/>
       <w:br/>
     </w:r>
